--- a/data/modelos/oficio_docente_tercero.docx
+++ b/data/modelos/oficio_docente_tercero.docx
@@ -652,7 +652,21 @@
           <w:rFonts w:ascii="Garamond" w:hAnsi="Garamond" w:cs="Arial"/>
           <w:spacing w:val="1"/>
         </w:rPr>
-        <w:t>Es grato dirigirme a usted, para saludarla cordialmente y, a la vez solicitarle el descripcion, para el Centro de Idiomas de la Facultad de Letras</w:t>
+        <w:t>Es grato dirigirme a usted, para saludarl</w:t>
+      </w:r>
+      <w:r>
+        <w:rPr>
+          <w:rFonts w:ascii="Garamond" w:hAnsi="Garamond" w:cs="Arial"/>
+          <w:spacing w:val="1"/>
+        </w:rPr>
+        <w:t>o</w:t>
+      </w:r>
+      <w:r>
+        <w:rPr>
+          <w:rFonts w:ascii="Garamond" w:hAnsi="Garamond" w:cs="Arial"/>
+          <w:spacing w:val="1"/>
+        </w:rPr>
+        <w:t xml:space="preserve"> cordialmente y, a la vez solicitarle el descripcion, para el Centro de Idiomas de la Facultad de Letras</w:t>
       </w:r>
       <w:r>
         <w:rPr>
@@ -729,12 +743,14 @@
         <w:rPr>
           <w:rFonts w:ascii="Garamond" w:hAnsi="Garamond" w:cs="Arial"/>
           <w:spacing w:val="1"/>
+          <w:lang w:val="it-IT"/>
         </w:rPr>
       </w:pPr>
       <w:r>
         <w:rPr>
           <w:rFonts w:ascii="Garamond" w:hAnsi="Garamond" w:cs="Arial"/>
           <w:spacing w:val="1"/>
+          <w:lang w:val="it-IT"/>
         </w:rPr>
         <w:t>Atentamente,</w:t>
       </w:r>
@@ -744,6 +760,7 @@
         <w:pStyle w:val="Textoindependiente"/>
         <w:rPr>
           <w:rFonts w:ascii="Garamond" w:hAnsi="Garamond"/>
+          <w:lang w:val="it-IT"/>
         </w:rPr>
       </w:pPr>
     </w:p>
@@ -752,6 +769,7 @@
         <w:pStyle w:val="Textoindependiente"/>
         <w:rPr>
           <w:rFonts w:ascii="Garamond" w:hAnsi="Garamond"/>
+          <w:lang w:val="it-IT"/>
         </w:rPr>
       </w:pPr>
     </w:p>
@@ -761,6 +779,7 @@
         <w:spacing w:before="105"/>
         <w:rPr>
           <w:rFonts w:ascii="Garamond" w:hAnsi="Garamond"/>
+          <w:lang w:val="it-IT"/>
         </w:rPr>
       </w:pPr>
     </w:p>
@@ -773,6 +792,7 @@
           <w:rFonts w:ascii="Garamond" w:hAnsi="Garamond"/>
           <w:b/>
           <w:szCs w:val="22"/>
+          <w:lang w:val="it-IT"/>
         </w:rPr>
       </w:pPr>
       <w:r>
@@ -780,6 +800,7 @@
           <w:rFonts w:ascii="Garamond" w:hAnsi="Garamond"/>
           <w:b/>
           <w:szCs w:val="22"/>
+          <w:lang w:val="it-IT"/>
         </w:rPr>
         <w:t>Dr. Guillaume Yannick Serge Oisel</w:t>
       </w:r>
@@ -806,17 +827,6 @@
         </w:rPr>
         <w:t>Centro de Idiomas de la UNMSM</w:t>
       </w:r>
-    </w:p>
-    <w:p>
-      <w:pPr>
-        <w:spacing w:before="248"/>
-        <w:rPr>
-          <w:rFonts w:ascii="Garamond" w:hAnsi="Garamond"/>
-          <w:i/>
-          <w:sz w:val="24"/>
-          <w:szCs w:val="24"/>
-        </w:rPr>
-      </w:pPr>
     </w:p>
     <w:sectPr>
       <w:type w:val="continuous"/>
